--- a/docs/산출물_20260904/02_DB_구축_정보.docx
+++ b/docs/산출물_20260904/02_DB_구축_정보.docx
@@ -286,7 +286,7 @@
               <w:rPr>
                 <w:sz w:val="18"/>
               </w:rPr>
-              <w:t>검토 반영</w:t>
+              <w:t>기타 수정</w:t>
             </w:r>
           </w:p>
         </w:tc>
@@ -741,7 +741,7 @@
               <w:rPr>
                 <w:sz w:val="17"/>
               </w:rPr>
-              <w:t>LGLS_MCS_IO_20260902_clean.bak</w:t>
+              <w:t>LGLS_MCS_IO_20260904_clean.bak</w:t>
             </w:r>
           </w:p>
         </w:tc>
@@ -755,7 +755,7 @@
               <w:rPr>
                 <w:sz w:val="17"/>
               </w:rPr>
-              <w:t>DB_BACKUP 폴더. 로그 테이블 비운 정리본(4.8MB). 원본 641MB 는 LGLS_MCS_IO_20260902.bak</w:t>
+              <w:t>DB_BACKUP 폴더. 이 현장에서 쓰지 않는 테이블(AUTO_SC_WORK, BCR_MST, CELL_DTL, CHG_LANG, DEST_DEF, EVENT_LOG, WAIT_TRACK, WC_DATA, WC_HIS, HOST_EMPTY_PLT)을 빼고 시험 데이터를 비운 정리본(4.8MB). 백업 안의 DB 이름은 LGLS_MCS_IO_DEPLOY 이므로 복원 시 대상 이름을 LGLS_MCS_IO 로 지정한다</w:t>
             </w:r>
           </w:p>
         </w:tc>
@@ -1543,7 +1543,7 @@
         <w:rPr>
           <w:sz w:val="20"/>
         </w:rPr>
-        <w:t>SSMS &gt; 데이터베이스 &gt; 복원 : LGLS_MCS_IO_20260902_clean.bak (파일 경로는 서버 DATA 폴더로 재배치)</w:t>
+        <w:t>SSMS &gt; 데이터베이스 &gt; 복원 : LGLS_MCS_IO_20260904_clean.bak - 대상 데이터베이스 이름을 LGLS_MCS_IO 로 입력하고, 파일 경로는 서버 DATA 폴더로 재배치</w:t>
       </w:r>
     </w:p>
     <w:p>

--- a/docs/산출물_20260904/02_DB_구축_정보.docx
+++ b/docs/산출물_20260904/02_DB_구축_정보.docx
@@ -17,7 +17,7 @@
           <w:color w:val="666666"/>
           <w:sz w:val="32"/>
         </w:rPr>
-        <w:t>LG 생명과학 1동 자동창고</w:t>
+        <w:t>LG 화학 1동 자동창고</w:t>
       </w:r>
     </w:p>
     <w:p>
